--- a/episodes/The_Dark_Rise_Episode_23.docx
+++ b/episodes/The_Dark_Rise_Episode_23.docx
@@ -176,7 +176,7 @@
           <w:sz w:val="24"/>
           <w:szCs w:val="24"/>
         </w:rPr>
-        <w:t xml:space="preserve">In the hollow beneath the ak-pu roots, the boy woke before the entity expected him to, and did not wait, the way he had always waited before, for the day's shapes and sounds to be offered to him. He stood, steadier on his legs than he had ever been, and walked.</w:t>
+        <w:t xml:space="preserve">In the hollow beneath the iroko roots, the boy woke before the entity expected him to, and did not wait, the way he had always waited before, for the day's shapes and sounds to be offered to him. He stood, steadier on his legs than he had ever been, and walked.</w:t>
       </w:r>
     </w:p>
     <w:p>
@@ -259,7 +259,7 @@
           <w:sz w:val="24"/>
           <w:szCs w:val="24"/>
         </w:rPr>
-        <w:t xml:space="preserve">He walked further than he ever had. Past the hollow's usual boundary, past the ring of younger ak-pu saplings that marked the edge of the entity's oldest and surest reach, out toward the thinning trees where the forest's dark gave slowly onto ordinary daylight and, beyond that, though neither of them could see it yet, the sloping fields that led toward Idoro itself.</w:t>
+        <w:t xml:space="preserve">He walked further than he ever had. Past the hollow's usual boundary, past the ring of younger iroko saplings that marked the edge of the entity's oldest and surest reach, out toward the thinning trees where the forest's dark gave slowly onto ordinary daylight and, beyond that, though neither of them could see it yet, the sloping fields that led toward Idoro itself.</w:t>
       </w:r>
     </w:p>
     <w:p>

--- a/episodes/The_Dark_Rise_Episode_23.docx
+++ b/episodes/The_Dark_Rise_Episode_23.docx
@@ -154,20 +154,7 @@
     </w:p>
     <w:p>
       <w:pPr>
-        <w:spacing w:after="0" w:line="360"/>
-      </w:pPr>
-      <w:r>
-        <w:rPr>
-          <w:rFonts w:ascii="Georgia" w:hAnsi="Georgia" w:cs="Georgia"/>
-          <w:sz w:val="24"/>
-          <w:szCs w:val="24"/>
-        </w:rPr>
-        <w:t xml:space="preserve"/>
-      </w:r>
-    </w:p>
-    <w:p>
-      <w:pPr>
-        <w:spacing w:after="60" w:line="360"/>
+        <w:spacing w:after="60" w:line="360" w:before="480"/>
         <w:ind w:firstLine="360"/>
       </w:pPr>
       <w:r>
@@ -223,20 +210,7 @@
     </w:p>
     <w:p>
       <w:pPr>
-        <w:spacing w:after="0" w:line="360"/>
-      </w:pPr>
-      <w:r>
-        <w:rPr>
-          <w:rFonts w:ascii="Georgia" w:hAnsi="Georgia" w:cs="Georgia"/>
-          <w:sz w:val="24"/>
-          <w:szCs w:val="24"/>
-        </w:rPr>
-        <w:t xml:space="preserve"/>
-      </w:r>
-    </w:p>
-    <w:p>
-      <w:pPr>
-        <w:spacing w:after="60" w:line="360"/>
+        <w:spacing w:after="60" w:line="360" w:before="480"/>
         <w:ind w:firstLine="360"/>
       </w:pPr>
       <w:r>
@@ -292,15 +266,16 @@
     </w:p>
     <w:p>
       <w:pPr>
-        <w:spacing w:after="0" w:line="360"/>
-      </w:pPr>
-      <w:r>
-        <w:rPr>
-          <w:rFonts w:ascii="Georgia" w:hAnsi="Georgia" w:cs="Georgia"/>
-          <w:sz w:val="24"/>
-          <w:szCs w:val="24"/>
-        </w:rPr>
-        <w:t xml:space="preserve"/>
+        <w:spacing w:after="60" w:line="360" w:before="480"/>
+        <w:ind w:firstLine="360"/>
+      </w:pPr>
+      <w:r>
+        <w:rPr>
+          <w:rFonts w:ascii="Georgia" w:hAnsi="Georgia" w:cs="Georgia"/>
+          <w:sz w:val="24"/>
+          <w:szCs w:val="24"/>
+        </w:rPr>
+        <w:t xml:space="preserve">The ledger voice recorded it, flat against three centuries of certainty.</w:t>
       </w:r>
     </w:p>
     <w:p>
@@ -316,25 +291,12 @@
           <w:bCs/>
           <w:caps/>
         </w:rPr>
-        <w:t xml:space="preserve">VESSEL: UNPROMPTED DIRECTIONAL MOVEMENT TOWARD BOUNDARY. DISTANCE EXCEEDS ALL PRIOR OBSERVED RANGE. INTERVENTION PENDING.</w:t>
-      </w:r>
-    </w:p>
-    <w:p>
-      <w:pPr>
-        <w:spacing w:after="0" w:line="360"/>
-      </w:pPr>
-      <w:r>
-        <w:rPr>
-          <w:rFonts w:ascii="Georgia" w:hAnsi="Georgia" w:cs="Georgia"/>
-          <w:sz w:val="24"/>
-          <w:szCs w:val="24"/>
-        </w:rPr>
-        <w:t xml:space="preserve"/>
-      </w:r>
-    </w:p>
-    <w:p>
-      <w:pPr>
-        <w:spacing w:after="60" w:line="360"/>
+        <w:t xml:space="preserve">Vessel: unprompted directional movement toward boundary. Distance exceeds all prior observed range. Intervention pending.</w:t>
+      </w:r>
+    </w:p>
+    <w:p>
+      <w:pPr>
+        <w:spacing w:after="60" w:line="360" w:before="480"/>
         <w:ind w:firstLine="360"/>
       </w:pPr>
       <w:r>
@@ -362,20 +324,7 @@
     </w:p>
     <w:p>
       <w:pPr>
-        <w:spacing w:after="0" w:line="360"/>
-      </w:pPr>
-      <w:r>
-        <w:rPr>
-          <w:rFonts w:ascii="Georgia" w:hAnsi="Georgia" w:cs="Georgia"/>
-          <w:sz w:val="24"/>
-          <w:szCs w:val="24"/>
-        </w:rPr>
-        <w:t xml:space="preserve"/>
-      </w:r>
-    </w:p>
-    <w:p>
-      <w:pPr>
-        <w:spacing w:after="60" w:line="360"/>
+        <w:spacing w:after="60" w:line="360" w:before="480"/>
         <w:ind w:firstLine="360"/>
       </w:pPr>
       <w:r>
@@ -417,20 +366,7 @@
     </w:p>
     <w:p>
       <w:pPr>
-        <w:spacing w:after="0" w:line="360"/>
-      </w:pPr>
-      <w:r>
-        <w:rPr>
-          <w:rFonts w:ascii="Georgia" w:hAnsi="Georgia" w:cs="Georgia"/>
-          <w:sz w:val="24"/>
-          <w:szCs w:val="24"/>
-        </w:rPr>
-        <w:t xml:space="preserve"/>
-      </w:r>
-    </w:p>
-    <w:p>
-      <w:pPr>
-        <w:spacing w:after="60" w:line="360"/>
+        <w:spacing w:after="60" w:line="360" w:before="480"/>
         <w:ind w:firstLine="360"/>
       </w:pPr>
       <w:r>
@@ -510,19 +446,6 @@
           <w:szCs w:val="24"/>
         </w:rPr>
         <w:t xml:space="preserve">How much longer could a door this determined to open be kept closed by patience alone, and what, exactly, would be waiting on the other side of it by the time patience finally ran out.</w:t>
-      </w:r>
-    </w:p>
-    <w:p>
-      <w:pPr>
-        <w:spacing w:after="0" w:line="360"/>
-      </w:pPr>
-      <w:r>
-        <w:rPr>
-          <w:rFonts w:ascii="Georgia" w:hAnsi="Georgia" w:cs="Georgia"/>
-          <w:sz w:val="24"/>
-          <w:szCs w:val="24"/>
-        </w:rPr>
-        <w:t xml:space="preserve"/>
       </w:r>
     </w:p>
     <w:sectPr>
